--- a/pr-preview/pr-42/Your-Book-Title.docx
+++ b/pr-preview/pr-42/Your-Book-Title.docx
@@ -2265,7 +2265,7 @@
         <w:t xml:space="preserve"> </w:t>
       </w:r>
       <w:r>
-        <w:t xml:space="preserve">509ead2</w:t>
+        <w:t xml:space="preserve">cc9fd3d</w:t>
       </w:r>
     </w:p>
     <w:p>
@@ -2287,7 +2287,7 @@
         <w:t xml:space="preserve"> </w:t>
       </w:r>
       <w:r>
-        <w:t xml:space="preserve">509ead278ae43df1013cd064a55aaa420447ee74</w:t>
+        <w:t xml:space="preserve">cc9fd3d46585e2f5dd04a653d3ab7e0316c780e1</w:t>
       </w:r>
     </w:p>
     <w:p>
@@ -2309,7 +2309,7 @@
         <w:t xml:space="preserve"> </w:t>
       </w:r>
       <w:r>
-        <w:t xml:space="preserve">2026-05-26 19:08:27 -0700</w:t>
+        <w:t xml:space="preserve">2026-05-27 04:05:47 +0000</w:t>
       </w:r>
     </w:p>
     <w:p>

--- a/pr-preview/pr-42/Your-Book-Title.docx
+++ b/pr-preview/pr-42/Your-Book-Title.docx
@@ -2265,7 +2265,7 @@
         <w:t xml:space="preserve"> </w:t>
       </w:r>
       <w:r>
-        <w:t xml:space="preserve">cc9fd3d</w:t>
+        <w:t xml:space="preserve">83b742c</w:t>
       </w:r>
     </w:p>
     <w:p>
@@ -2287,7 +2287,7 @@
         <w:t xml:space="preserve"> </w:t>
       </w:r>
       <w:r>
-        <w:t xml:space="preserve">cc9fd3d46585e2f5dd04a653d3ab7e0316c780e1</w:t>
+        <w:t xml:space="preserve">83b742c3d35ca831ce7ba1fa2b5af1b96d75fce8</w:t>
       </w:r>
     </w:p>
     <w:p>
@@ -2309,7 +2309,7 @@
         <w:t xml:space="preserve"> </w:t>
       </w:r>
       <w:r>
-        <w:t xml:space="preserve">2026-05-27 04:05:47 +0000</w:t>
+        <w:t xml:space="preserve">2026-05-27 04:27:15 +0000</w:t>
       </w:r>
     </w:p>
     <w:p>

--- a/pr-preview/pr-42/Your-Book-Title.docx
+++ b/pr-preview/pr-42/Your-Book-Title.docx
@@ -2265,7 +2265,7 @@
         <w:t xml:space="preserve"> </w:t>
       </w:r>
       <w:r>
-        <w:t xml:space="preserve">83b742c</w:t>
+        <w:t xml:space="preserve">76d5ff7</w:t>
       </w:r>
     </w:p>
     <w:p>
@@ -2287,7 +2287,7 @@
         <w:t xml:space="preserve"> </w:t>
       </w:r>
       <w:r>
-        <w:t xml:space="preserve">83b742c3d35ca831ce7ba1fa2b5af1b96d75fce8</w:t>
+        <w:t xml:space="preserve">76d5ff70efa376864af81c14c64af50bb4f7081f</w:t>
       </w:r>
     </w:p>
     <w:p>
@@ -2309,7 +2309,7 @@
         <w:t xml:space="preserve"> </w:t>
       </w:r>
       <w:r>
-        <w:t xml:space="preserve">2026-05-27 04:27:15 +0000</w:t>
+        <w:t xml:space="preserve">2026-05-27 04:50:51 +0000</w:t>
       </w:r>
     </w:p>
     <w:p>

--- a/pr-preview/pr-42/Your-Book-Title.docx
+++ b/pr-preview/pr-42/Your-Book-Title.docx
@@ -2265,7 +2265,7 @@
         <w:t xml:space="preserve"> </w:t>
       </w:r>
       <w:r>
-        <w:t xml:space="preserve">76d5ff7</w:t>
+        <w:t xml:space="preserve">1f35210</w:t>
       </w:r>
     </w:p>
     <w:p>
@@ -2287,7 +2287,7 @@
         <w:t xml:space="preserve"> </w:t>
       </w:r>
       <w:r>
-        <w:t xml:space="preserve">76d5ff70efa376864af81c14c64af50bb4f7081f</w:t>
+        <w:t xml:space="preserve">1f352107685a3cbce5ba7bfc5093488ecdb47688</w:t>
       </w:r>
     </w:p>
     <w:p>
@@ -2309,7 +2309,7 @@
         <w:t xml:space="preserve"> </w:t>
       </w:r>
       <w:r>
-        <w:t xml:space="preserve">2026-05-27 04:50:51 +0000</w:t>
+        <w:t xml:space="preserve">2026-05-27 04:58:33 +0000</w:t>
       </w:r>
     </w:p>
     <w:p>

--- a/pr-preview/pr-42/Your-Book-Title.docx
+++ b/pr-preview/pr-42/Your-Book-Title.docx
@@ -23,7 +23,7 @@
         <w:pStyle w:val="Date"/>
       </w:pPr>
       <w:r>
-        <w:t xml:space="preserve">Last updated: 2026-05-27</w:t>
+        <w:t xml:space="preserve">Last updated: 2026-06-03</w:t>
       </w:r>
     </w:p>
     <w:bookmarkStart w:id="15" w:name="welcome"/>
@@ -2265,7 +2265,7 @@
         <w:t xml:space="preserve"> </w:t>
       </w:r>
       <w:r>
-        <w:t xml:space="preserve">1f35210</w:t>
+        <w:t xml:space="preserve">6793132</w:t>
       </w:r>
     </w:p>
     <w:p>
@@ -2287,7 +2287,7 @@
         <w:t xml:space="preserve"> </w:t>
       </w:r>
       <w:r>
-        <w:t xml:space="preserve">1f352107685a3cbce5ba7bfc5093488ecdb47688</w:t>
+        <w:t xml:space="preserve">67931324b023d89418b03fff4ee19aec151efc23</w:t>
       </w:r>
     </w:p>
     <w:p>
@@ -2309,7 +2309,7 @@
         <w:t xml:space="preserve"> </w:t>
       </w:r>
       <w:r>
-        <w:t xml:space="preserve">2026-05-27 04:58:33 +0000</w:t>
+        <w:t xml:space="preserve">2026-06-03 22:16:17 +0000</w:t>
       </w:r>
     </w:p>
     <w:p>

--- a/pr-preview/pr-42/Your-Book-Title.docx
+++ b/pr-preview/pr-42/Your-Book-Title.docx
@@ -23,7 +23,7 @@
         <w:pStyle w:val="Date"/>
       </w:pPr>
       <w:r>
-        <w:t xml:space="preserve">Last updated: 2026-06-03</w:t>
+        <w:t xml:space="preserve">Last updated: 2026-06-20</w:t>
       </w:r>
     </w:p>
     <w:bookmarkStart w:id="15" w:name="welcome"/>
@@ -2265,7 +2265,7 @@
         <w:t xml:space="preserve"> </w:t>
       </w:r>
       <w:r>
-        <w:t xml:space="preserve">6793132</w:t>
+        <w:t xml:space="preserve">357749b</w:t>
       </w:r>
     </w:p>
     <w:p>
@@ -2287,7 +2287,7 @@
         <w:t xml:space="preserve"> </w:t>
       </w:r>
       <w:r>
-        <w:t xml:space="preserve">67931324b023d89418b03fff4ee19aec151efc23</w:t>
+        <w:t xml:space="preserve">357749b3b404287a9e71a5e19f027fa36c09dbe2</w:t>
       </w:r>
     </w:p>
     <w:p>
@@ -2309,7 +2309,7 @@
         <w:t xml:space="preserve"> </w:t>
       </w:r>
       <w:r>
-        <w:t xml:space="preserve">2026-06-03 22:16:17 +0000</w:t>
+        <w:t xml:space="preserve">2026-06-20 09:26:13 +0000</w:t>
       </w:r>
     </w:p>
     <w:p>

--- a/pr-preview/pr-42/Your-Book-Title.docx
+++ b/pr-preview/pr-42/Your-Book-Title.docx
@@ -2265,7 +2265,7 @@
         <w:t xml:space="preserve"> </w:t>
       </w:r>
       <w:r>
-        <w:t xml:space="preserve">357749b</w:t>
+        <w:t xml:space="preserve">d735614</w:t>
       </w:r>
     </w:p>
     <w:p>
@@ -2287,7 +2287,7 @@
         <w:t xml:space="preserve"> </w:t>
       </w:r>
       <w:r>
-        <w:t xml:space="preserve">357749b3b404287a9e71a5e19f027fa36c09dbe2</w:t>
+        <w:t xml:space="preserve">d7356148958f13b776fc6d30c9f0251907599693</w:t>
       </w:r>
     </w:p>
     <w:p>
@@ -2309,7 +2309,7 @@
         <w:t xml:space="preserve"> </w:t>
       </w:r>
       <w:r>
-        <w:t xml:space="preserve">2026-06-20 09:26:13 +0000</w:t>
+        <w:t xml:space="preserve">2026-06-20 09:36:06 +0000</w:t>
       </w:r>
     </w:p>
     <w:p>

--- a/pr-preview/pr-42/Your-Book-Title.docx
+++ b/pr-preview/pr-42/Your-Book-Title.docx
@@ -23,7 +23,7 @@
         <w:pStyle w:val="Date"/>
       </w:pPr>
       <w:r>
-        <w:t xml:space="preserve">Last updated: 2026-06-20</w:t>
+        <w:t xml:space="preserve">Last updated: 2026-06-21</w:t>
       </w:r>
     </w:p>
     <w:bookmarkStart w:id="15" w:name="welcome"/>
@@ -2265,7 +2265,7 @@
         <w:t xml:space="preserve"> </w:t>
       </w:r>
       <w:r>
-        <w:t xml:space="preserve">d735614</w:t>
+        <w:t xml:space="preserve">27d7aea</w:t>
       </w:r>
     </w:p>
     <w:p>
@@ -2287,7 +2287,7 @@
         <w:t xml:space="preserve"> </w:t>
       </w:r>
       <w:r>
-        <w:t xml:space="preserve">d7356148958f13b776fc6d30c9f0251907599693</w:t>
+        <w:t xml:space="preserve">27d7aea43638d803da6426d7b7ce2cb4a789290f</w:t>
       </w:r>
     </w:p>
     <w:p>
@@ -2309,7 +2309,7 @@
         <w:t xml:space="preserve"> </w:t>
       </w:r>
       <w:r>
-        <w:t xml:space="preserve">2026-06-20 09:36:06 +0000</w:t>
+        <w:t xml:space="preserve">2026-06-21 14:14:49 +0000</w:t>
       </w:r>
     </w:p>
     <w:p>
